--- a/docs/ARCHITECTURE_DIAGRAM.docx
+++ b/docs/ARCHITECTURE_DIAGRAM.docx
@@ -418,7 +418,7 @@
         <w:pStyle w:val="ListBullet"/>
       </w:pPr>
       <w:r>
-        <w:t>Trusted facilitator notes are sent to src/llm.py, which calls the configured AI provider (OpenAI or Groq, swappable via one environment variable) with a cache → retry → deterministic-fallback path, and returns a validated severity classification back into scoring — never raw text, and never used for the numeric score itself.</w:t>
+        <w:t>Trusted facilitator notes are sent to src/llm.py, which calls the configured AI provider (OpenAI or Groq, swappable via one environment variable) with a cache -&gt; retry -&gt; deterministic-fallback path, and returns a validated severity classification back into scoring -- never raw text, and never used for the numeric score itself. The same gateway also drafts motivational messages and parent-call briefs on demand, and answers facilitator questions in the Ask AI chat -- every one of those calls is grounded in a text digest of that person's own live risk/intervention data (built in app.py before the call), never free-floating knowledge.</w:t>
       </w:r>
     </w:p>
     <w:p>
@@ -426,7 +426,7 @@
         <w:pStyle w:val="ListBullet"/>
       </w:pPr>
       <w:r>
-        <w:t>All of this is orchestrated by main.py, which persists the results (risk snapshots, recommended interventions) to the SQLite database and writes the outputs/ folder (roster, worklists, dashboards, parent reports) during a full pipeline run.</w:t>
+        <w:t>All of this is orchestrated by main.py, which persists the results (risk snapshots, recommended interventions) to the SQLite database and writes the outputs/ folder (risk roster, intervention log, pattern summary, data-quality report, dashboards, parent reports, run manifest) during a full pipeline run -- one file per purpose, no two files repeating the same rows under different names.</w:t>
       </w:r>
     </w:p>
     <w:p>
